--- a/00 PRESENTACIONES compartida alumnos/06 DISEÑO DE PRUEBAS 2025.docx
+++ b/00 PRESENTACIONES compartida alumnos/06 DISEÑO DE PRUEBAS 2025.docx
@@ -3854,35 +3854,70 @@
       <w:pPr>
         <w:rPr>
           <w:rFonts w:ascii="Segoe UI" w:hAnsi="Segoe UI" w:eastAsia="Segoe UI" w:cs="Segoe UI"/>
-        </w:rPr>
-      </w:pPr>
-      <w:r>
-        <w:t xml:space="preserve">Como vimos en secciones anteriores de este curso, una de las etapas en el proceso de desarrollo de software es la prueba. Y es una etapa realmente importante. En este </w:t>
-      </w:r>
-      <w:hyperlink r:id="rId15">
+          <w:lang w:val="es-ES"/>
+        </w:rPr>
+      </w:pPr>
+      <w:r>
+        <w:rPr>
+          <w:lang w:val="es-ES"/>
+        </w:rPr>
+        <w:t xml:space="preserve">Como vimos en secciones anteriores de este curso, una de las etapas en el proceso de desarrollo de software es la prueba. </w:t>
+      </w:r>
+      <w:r>
+        <w:rPr>
+          <w:lang w:val="es-ES"/>
+        </w:rPr>
+        <w:t>Y es una etapa realmente importante.</w:t>
+      </w:r>
+      <w:r>
+        <w:rPr>
+          <w:lang w:val="es-ES"/>
+        </w:rPr>
+        <w:t xml:space="preserve"> En este </w:t>
+      </w:r>
+      <w:hyperlink r:id="R3bcc515a5a474826">
         <w:r>
           <w:rPr>
             <w:color w:val="4183C4"/>
+            <w:lang w:val="es-ES"/>
           </w:rPr>
           <w:t>video</w:t>
         </w:r>
       </w:hyperlink>
       <w:r>
+        <w:rPr>
+          <w:lang w:val="es-ES"/>
+        </w:rPr>
         <w:t xml:space="preserve"> </w:t>
       </w:r>
       <w:r>
+        <w:rPr>
+          <w:lang w:val="es-ES"/>
+        </w:rPr>
         <w:t>(que muestra</w:t>
       </w:r>
       <w:r>
+        <w:rPr>
+          <w:lang w:val="es-ES"/>
+        </w:rPr>
         <w:t xml:space="preserve"> diferentes desastres causados por fallos de software) </w:t>
       </w:r>
       <w:r>
+        <w:rPr>
+          <w:lang w:val="es-ES"/>
+        </w:rPr>
         <w:t>puede</w:t>
       </w:r>
       <w:r>
+        <w:rPr>
+          <w:lang w:val="es-ES"/>
+        </w:rPr>
         <w:t>s</w:t>
       </w:r>
       <w:r>
+        <w:rPr>
+          <w:lang w:val="es-ES"/>
+        </w:rPr>
         <w:t xml:space="preserve"> ver lo importante que es configurar una etapa de prueba adecuada y eficiente.</w:t>
       </w:r>
     </w:p>
@@ -9763,10 +9798,26 @@
         <w:rPr>
           <w:sz w:val="20"/>
           <w:szCs w:val="20"/>
-        </w:rPr>
-      </w:pPr>
-      <w:r>
-        <w:t>Como podemos ver, los casos 3 y 4 conducen al mismo resultado independientemente del valor de C3. Y lo mismo sucede con los casos 5 a 8 (la condición C1 determina el resultado final independientemente de las otras dos condiciones). Así que las pruebas necesarias para esta función son:</w:t>
+          <w:lang w:val="es-ES"/>
+        </w:rPr>
+      </w:pPr>
+      <w:r>
+        <w:rPr>
+          <w:lang w:val="es-ES"/>
+        </w:rPr>
+        <w:t xml:space="preserve">Como podemos ver, los casos 3 y 4 conducen al mismo resultado independientemente del valor de C3. </w:t>
+      </w:r>
+      <w:r>
+        <w:rPr>
+          <w:lang w:val="es-ES"/>
+        </w:rPr>
+        <w:t>Y lo mismo sucede con los casos 5 a 8 (la condición C1 determina el resultado final independientemente de las otras dos condiciones).</w:t>
+      </w:r>
+      <w:r>
+        <w:rPr>
+          <w:lang w:val="es-ES"/>
+        </w:rPr>
+        <w:t xml:space="preserve"> Así que las pruebas necesarias para esta función son:</w:t>
       </w:r>
     </w:p>
     <w:p>
@@ -12302,27 +12353,55 @@
         <w:rPr>
           <w:sz w:val="20"/>
           <w:szCs w:val="20"/>
-        </w:rPr>
-      </w:pPr>
-      <w:r>
-        <w:t xml:space="preserve">Dependiendo del código interno de la función a probar, a veces algunos de estos casos son imposibles de alcanzar. Por ejemplo, si nos aseguramos de que las </w:t>
-      </w:r>
-      <w:r>
+          <w:lang w:val="es-ES"/>
+        </w:rPr>
+      </w:pPr>
+      <w:r>
+        <w:rPr>
+          <w:lang w:val="es-ES"/>
+        </w:rPr>
+        <w:t>Dependiendo del código interno de la función a probar, a veces algunos de estos casos son imposibles de alcanzar.</w:t>
+      </w:r>
+      <w:r>
+        <w:rPr>
+          <w:lang w:val="es-ES"/>
+        </w:rPr>
+        <w:t xml:space="preserve"> Por ejemplo, si nos aseguramos de que las </w:t>
+      </w:r>
+      <w:r>
+        <w:rPr>
+          <w:lang w:val="es-ES"/>
+        </w:rPr>
         <w:t>notas</w:t>
       </w:r>
       <w:r>
+        <w:rPr>
+          <w:lang w:val="es-ES"/>
+        </w:rPr>
         <w:t xml:space="preserve"> sean tod</w:t>
       </w:r>
       <w:r>
+        <w:rPr>
+          <w:lang w:val="es-ES"/>
+        </w:rPr>
         <w:t>a</w:t>
       </w:r>
       <w:r>
+        <w:rPr>
+          <w:lang w:val="es-ES"/>
+        </w:rPr>
         <w:t xml:space="preserve">s valores entre 0 y </w:t>
       </w:r>
       <w:r>
+        <w:rPr>
+          <w:lang w:val="es-ES"/>
+        </w:rPr>
         <w:t>10 nunca</w:t>
       </w:r>
       <w:r>
+        <w:rPr>
+          <w:lang w:val="es-ES"/>
+        </w:rPr>
         <w:t xml:space="preserve"> obtendremos un promedio &lt; 0 o &gt; 10.</w:t>
       </w:r>
     </w:p>
@@ -17478,7 +17557,7 @@
 </file>
 
 <file path=word/theme/theme1.xml><?xml version="1.0" encoding="utf-8"?>
-<a:theme xmlns:a="http://schemas.openxmlformats.org/drawingml/2006/main" name="Tema de Office">
+<a:theme xmlns:a="http://schemas.openxmlformats.org/drawingml/2006/main" xmlns:thm15="http://schemas.microsoft.com/office/thememl/2012/main" name="Tema de Office">
   <a:themeElements>
     <a:clrScheme name="Office">
       <a:dk1>
